--- a/SEM 6/MDPW/Documentation/MDPW Index.docx
+++ b/SEM 6/MDPW/Documentation/MDPW Index.docx
@@ -12,7 +12,6 @@
           <w:szCs w:val="20"/>
         </w:rPr>
       </w:pPr>
-      <w:proofErr w:type="spellStart"/>
       <w:r>
         <w:rPr>
           <w:b/>
@@ -20,66 +19,7 @@
           <w:sz w:val="20"/>
           <w:szCs w:val="20"/>
         </w:rPr>
-        <w:t>Anjuman</w:t>
-      </w:r>
-      <w:proofErr w:type="spellEnd"/>
-      <w:r>
-        <w:rPr>
-          <w:b/>
-          <w:bCs/>
-          <w:sz w:val="20"/>
-          <w:szCs w:val="20"/>
-        </w:rPr>
-        <w:t xml:space="preserve">-I-Islam’s </w:t>
-      </w:r>
-      <w:r>
-        <w:rPr>
-          <w:b/>
-          <w:bCs/>
-          <w:sz w:val="20"/>
-          <w:szCs w:val="20"/>
-        </w:rPr>
-        <w:t xml:space="preserve">M.H. </w:t>
-      </w:r>
-      <w:proofErr w:type="spellStart"/>
-      <w:r>
-        <w:rPr>
-          <w:b/>
-          <w:bCs/>
-          <w:sz w:val="20"/>
-          <w:szCs w:val="20"/>
-        </w:rPr>
-        <w:t>Saboo</w:t>
-      </w:r>
-      <w:proofErr w:type="spellEnd"/>
-      <w:r>
-        <w:rPr>
-          <w:b/>
-          <w:bCs/>
-          <w:sz w:val="20"/>
-          <w:szCs w:val="20"/>
-        </w:rPr>
-        <w:t xml:space="preserve"> </w:t>
-      </w:r>
-      <w:proofErr w:type="spellStart"/>
-      <w:r>
-        <w:rPr>
-          <w:b/>
-          <w:bCs/>
-          <w:sz w:val="20"/>
-          <w:szCs w:val="20"/>
-        </w:rPr>
-        <w:t>Siddik</w:t>
-      </w:r>
-      <w:proofErr w:type="spellEnd"/>
-      <w:r>
-        <w:rPr>
-          <w:b/>
-          <w:bCs/>
-          <w:sz w:val="20"/>
-          <w:szCs w:val="20"/>
-        </w:rPr>
-        <w:t xml:space="preserve"> College of Engineering </w:t>
+        <w:t xml:space="preserve">Anjuman-I-Islam’s M.H. Saboo Siddik College of Engineering </w:t>
       </w:r>
     </w:p>
     <w:p>
@@ -99,25 +39,7 @@
           <w:sz w:val="20"/>
           <w:szCs w:val="20"/>
         </w:rPr>
-        <w:t>Department Of</w:t>
-      </w:r>
-      <w:r>
-        <w:rPr>
-          <w:b/>
-          <w:bCs/>
-          <w:sz w:val="20"/>
-          <w:szCs w:val="20"/>
-        </w:rPr>
-        <w:t xml:space="preserve"> </w:t>
-      </w:r>
-      <w:r>
-        <w:rPr>
-          <w:b/>
-          <w:bCs/>
-          <w:sz w:val="20"/>
-          <w:szCs w:val="20"/>
-        </w:rPr>
-        <w:t>Information Technology</w:t>
+        <w:t>Department Of Information Technology</w:t>
       </w:r>
     </w:p>
     <w:p>
@@ -282,12 +204,6 @@
           <w:szCs w:val="20"/>
         </w:rPr>
         <w:tab/>
-      </w:r>
-      <w:r>
-        <w:rPr>
-          <w:sz w:val="20"/>
-          <w:szCs w:val="20"/>
-        </w:rPr>
         <w:t>Class : TE-IT/SEM VI</w:t>
       </w:r>
     </w:p>
@@ -1521,7 +1437,7 @@
                 <w:sz w:val="20"/>
                 <w:szCs w:val="20"/>
               </w:rPr>
-              <w:t>Marks (15)</w:t>
+              <w:t>Marks (5)</w:t>
             </w:r>
           </w:p>
         </w:tc>
